--- a/docs/Filum_retention_and_archiving_note.docx
+++ b/docs/Filum_retention_and_archiving_note.docx
@@ -60,7 +60,7 @@
           <w:sz w:val="17"/>
           <w:szCs w:val="17"/>
         </w:rPr>
-        <w:t xml:space="preserve">Version 1.2.0 — August 2026</w:t>
+        <w:t xml:space="preserve">Version 1.2.1 — August 2026</w:t>
       </w:r>
     </w:p>
     <w:p>

--- a/docs/Filum_retention_and_archiving_note.docx
+++ b/docs/Filum_retention_and_archiving_note.docx
@@ -843,7 +843,7 @@
                 <w:sz w:val="17"/>
                 <w:szCs w:val="17"/>
               </w:rPr>
-              <w:t xml:space="preserve">The archive contains the frozen bytes of every record, a manifest readable in a spreadsheet, the CSV exports of the graph, the complete audit trail, and a fingerprint file in the standard sha256sum format. No proprietary format, no dependency on Filum, no licence to maintain.</w:t>
+              <w:t xml:space="preserve">The archive contains the frozen bytes of every record, a PDF/A-2b ARCHIVAL COPY of each alongside, a manifest readable in a spreadsheet, the CSV exports of the graph, the complete audit trail, and a fingerprint file in the standard sha256sum format. No proprietary format, no dependency on Filum, no licence to maintain. The PDF/A copy answers the question a ten-year retention raises: nothing guarantees that a .docx reader will be installed on the machine where the archive is opened, whereas a PDF/A embeds its font and colours and reads with nothing but itself.</w:t>
             </w:r>
           </w:p>
         </w:tc>
